--- a/Output_Docs/1. 授权专利-发明专利1-基于核电厂真实工况与仿真系统的故障诊断方法及系统-ZL201310699915.1.docx
+++ b/Output_Docs/1. 授权专利-发明专利1-基于核电厂真实工况与仿真系统的故障诊断方法及系统-ZL201310699915.1.docx
@@ -88,12 +88,11 @@
             <w:pPr>
               <w:jc w:val="center"/>
             </w:pPr>
-            <w:bookmarkStart w:id="0" w:name="_GoBack"/>
             <w:r>
               <w:drawing>
                 <wp:inline distT="0" distB="0" distL="114300" distR="114300">
-                  <wp:extent cx="3984625" cy="5624830"/>
-                  <wp:effectExtent l="0" t="0" r="3175" b="13970"/>
+                  <wp:extent cx="3899535" cy="5545455"/>
+                  <wp:effectExtent l="0" t="0" r="0" b="0"/>
                   <wp:docPr id="2" name="图片 1"/>
                   <wp:cNvGraphicFramePr>
                     <a:graphicFrameLocks xmlns:a="http://schemas.openxmlformats.org/drawingml/2006/main" noChangeAspect="1"/>
@@ -109,6 +108,7 @@
                         </pic:nvPicPr>
                         <pic:blipFill>
                           <a:blip r:embed="rId7"/>
+                          <a:srcRect r="2135" b="1411"/>
                           <a:stretch>
                             <a:fillRect/>
                           </a:stretch>
@@ -116,7 +116,7 @@
                         <pic:spPr>
                           <a:xfrm>
                             <a:off x="0" y="0"/>
-                            <a:ext cx="3984625" cy="5624830"/>
+                            <a:ext cx="3899535" cy="5545455"/>
                           </a:xfrm>
                           <a:prstGeom prst="rect">
                             <a:avLst/>
@@ -132,12 +132,14 @@
                 </wp:inline>
               </w:drawing>
             </w:r>
-            <w:bookmarkEnd w:id="0"/>
           </w:p>
         </w:tc>
       </w:tr>
     </w:tbl>
-    <w:p/>
+    <w:p>
+      <w:bookmarkStart w:id="0" w:name="_GoBack"/>
+      <w:bookmarkEnd w:id="0"/>
+    </w:p>
     <w:sectPr>
       <w:pgSz w:w="15840" w:h="12240" w:orient="landscape"/>
       <w:pgMar w:top="340" w:right="720" w:bottom="340" w:left="720" w:header="720" w:footer="720" w:gutter="0"/>
@@ -13373,7 +13375,7 @@
 </file>
 
 <file path=customXml/item1.xml><?xml version="1.0" encoding="utf-8"?>
-<b:Sources xmlns:b="http://schemas.openxmlformats.org/officeDocument/2006/bibliography" xmlns="http://schemas.openxmlformats.org/officeDocument/2006/bibliography" SelectedStyle="/APA.XSL" StyleName="APA"/>
+<b:Sources xmlns="http://schemas.openxmlformats.org/officeDocument/2006/bibliography" xmlns:b="http://schemas.openxmlformats.org/officeDocument/2006/bibliography" SelectedStyle="/APA.XSL" StyleName="APA"/>
 </file>
 
 <file path=customXml/itemProps1.xml><?xml version="1.0" encoding="utf-8"?>
